--- a/docs/Инструкция к защите.docx
+++ b/docs/Инструкция к защите.docx
@@ -401,17 +401,27 @@
         <w:t xml:space="preserve">5. </w:t>
       </w:r>
       <w:r>
-        <w:t xml:space="preserve">Скачанное видео работы приложения </w:t>
+        <w:t xml:space="preserve">Видео работы приложения — папка </w:t>
       </w:r>
       <w:r>
         <w:rPr>
           <w:rFonts w:ascii="Consolas" w:hAnsi="Consolas" w:cs="Consolas"/>
           <w:sz w:val="22"/>
         </w:rPr>
-        <w:t>demo.mp4</w:t>
-      </w:r>
-      <w:r>
-        <w:t xml:space="preserve"> (как его получить — раздел 4).</w:t>
+        <w:t>D:\GitHub labs\Демонстрация</w:t>
+      </w:r>
+      <w:r>
+        <w:t xml:space="preserve">, файл </w:t>
+      </w:r>
+      <w:r>
+        <w:rPr>
+          <w:rFonts w:ascii="Consolas" w:hAnsi="Consolas" w:cs="Consolas"/>
+          <w:sz w:val="22"/>
+        </w:rPr>
+        <w:t>Приложение на iPhone.mp4</w:t>
+      </w:r>
+      <w:r>
+        <w:t xml:space="preserve"> (как записать новое — раздел 4).</w:t>
       </w:r>
     </w:p>
     <w:p>
@@ -674,7 +684,7 @@
         <w:t xml:space="preserve">Что сказать: </w:t>
       </w:r>
       <w:r>
-        <w:t>«Сборка и тесты автоматизированы. В проекте около шестидесяти модульных тестов: логика поиска и фильтрации, расчёт веса багажа, алгоритм автосборки чемодана, слияние каталога с базой данных, настройки в UserDefaults и сетевой слой. Плюс UI-тесты, которые проходят по экранам и снимают скриншоты — те самые, что в отчётах».</w:t>
+        <w:t>«Сборка и тесты автоматизированы. В проекте 62 модульных теста: логика поиска и фильтрации, расчёт веса багажа, алгоритм автосборки чемодана, слияние каталога с базой данных, настройки в UserDefaults и сетевой слой. Плюс 15 UI-сценариев, которые проходят по экранам и снимают скриншоты — те самые, что в отчётах».</w:t>
       </w:r>
     </w:p>
     <w:p>
@@ -740,7 +750,41 @@
         <w:jc w:val="both"/>
       </w:pPr>
       <w:r>
-        <w:t>В репозитории есть сценарий, который поднимает симулятор iPhone или iPad, устанавливает приложение, проходит по всем экранам и записывает это на видео.</w:t>
+        <w:t>В репозитории есть сценарий, который поднимает симулятор iPhone или iPad, устанавливает приложение, проходит по всем экранам и записывает это на видео. Запускать его можно двумя путями.</w:t>
+      </w:r>
+    </w:p>
+    <w:p>
+      <w:pPr>
+        <w:jc w:val="both"/>
+      </w:pPr>
+      <w:r>
+        <w:rPr>
+          <w:b/>
+        </w:rPr>
+        <w:t xml:space="preserve">Проще всего — в один клик. </w:t>
+      </w:r>
+      <w:r>
+        <w:t xml:space="preserve">В папке </w:t>
+      </w:r>
+      <w:r>
+        <w:rPr>
+          <w:rFonts w:ascii="Consolas" w:hAnsi="Consolas" w:cs="Consolas"/>
+          <w:sz w:val="22"/>
+        </w:rPr>
+        <w:t>D:\GitHub labs</w:t>
+      </w:r>
+      <w:r>
+        <w:t xml:space="preserve"> лежит файл </w:t>
+      </w:r>
+      <w:r>
+        <w:rPr>
+          <w:rFonts w:ascii="Consolas" w:hAnsi="Consolas" w:cs="Consolas"/>
+          <w:sz w:val="22"/>
+        </w:rPr>
+        <w:t>Записать видео работы приложения.cmd</w:t>
+      </w:r>
+      <w:r>
+        <w:t>. Запусти его:</w:t>
       </w:r>
     </w:p>
     <w:p>
@@ -755,7 +799,116 @@
         <w:t xml:space="preserve">1. </w:t>
       </w:r>
       <w:r>
-        <w:t xml:space="preserve">Открой </w:t>
+        <w:t xml:space="preserve">Спросит ветку — жми Enter (возьмёт </w:t>
+      </w:r>
+      <w:r>
+        <w:rPr>
+          <w:rFonts w:ascii="Consolas" w:hAnsi="Consolas" w:cs="Consolas"/>
+          <w:sz w:val="22"/>
+        </w:rPr>
+        <w:t>main</w:t>
+      </w:r>
+      <w:r>
+        <w:t>, итоговую версию).</w:t>
+      </w:r>
+    </w:p>
+    <w:p>
+      <w:pPr>
+        <w:spacing w:after="60"/>
+        <w:ind w:left="454" w:hanging="454"/>
+      </w:pPr>
+      <w:r>
+        <w:rPr>
+          <w:b/>
+        </w:rPr>
+        <w:t xml:space="preserve">2. </w:t>
+      </w:r>
+      <w:r>
+        <w:t xml:space="preserve">Спросит устройство — жми Enter (возьмёт </w:t>
+      </w:r>
+      <w:r>
+        <w:rPr>
+          <w:rFonts w:ascii="Consolas" w:hAnsi="Consolas" w:cs="Consolas"/>
+          <w:sz w:val="22"/>
+        </w:rPr>
+        <w:t>iPhone</w:t>
+      </w:r>
+      <w:r>
+        <w:t>).</w:t>
+      </w:r>
+    </w:p>
+    <w:p>
+      <w:pPr>
+        <w:spacing w:after="60"/>
+        <w:ind w:left="454" w:hanging="454"/>
+      </w:pPr>
+      <w:r>
+        <w:rPr>
+          <w:b/>
+        </w:rPr>
+        <w:t xml:space="preserve">3. </w:t>
+      </w:r>
+      <w:r>
+        <w:t xml:space="preserve">Дальше он сам запустит запись, будет писать, сколько минут прошло, и по окончании положит файл в папку </w:t>
+      </w:r>
+      <w:r>
+        <w:rPr>
+          <w:rFonts w:ascii="Consolas" w:hAnsi="Consolas" w:cs="Consolas"/>
+          <w:sz w:val="22"/>
+        </w:rPr>
+        <w:t>D:\GitHub labs\Демонстрация</w:t>
+      </w:r>
+      <w:r>
+        <w:t xml:space="preserve"> и откроет её. Занимает 12–16 минут.</w:t>
+      </w:r>
+    </w:p>
+    <w:p>
+      <w:pPr>
+        <w:spacing w:before="120" w:after="120"/>
+        <w:ind w:left="283"/>
+      </w:pPr>
+      <w:r>
+        <w:rPr>
+          <w:b/>
+          <w:color w:val="1F4E99"/>
+        </w:rPr>
+        <w:t xml:space="preserve">Важно: </w:t>
+      </w:r>
+      <w:r>
+        <w:t xml:space="preserve">видео готовь </w:t>
+      </w:r>
+      <w:r>
+        <w:rPr>
+          <w:b/>
+        </w:rPr>
+        <w:t>до</w:t>
+      </w:r>
+      <w:r>
+        <w:t xml:space="preserve"> защиты, а не при преподавателе — запись занимает около пятнадцати минут. На защите просто открой готовый файл. Одно видео уже записано и лежит в папке </w:t>
+      </w:r>
+      <w:r>
+        <w:rPr>
+          <w:rFonts w:ascii="Consolas" w:hAnsi="Consolas" w:cs="Consolas"/>
+          <w:sz w:val="22"/>
+        </w:rPr>
+        <w:t>Демонстрация</w:t>
+      </w:r>
+      <w:r>
+        <w:t>.</w:t>
+      </w:r>
+    </w:p>
+    <w:p>
+      <w:pPr>
+        <w:jc w:val="both"/>
+      </w:pPr>
+      <w:r>
+        <w:rPr>
+          <w:b/>
+        </w:rPr>
+        <w:t xml:space="preserve">То же самое вручную через сайт, </w:t>
+      </w:r>
+      <w:r>
+        <w:t xml:space="preserve">если хочешь показать процесс преподавателю: открой </w:t>
       </w:r>
       <w:r>
         <w:rPr>
@@ -765,7 +918,7 @@
         <w:t>https://github.com/Sliva-PanDa/RPiPiP-TripWardrobe/actions</w:t>
       </w:r>
       <w:r>
-        <w:t xml:space="preserve"> и слева выбери «</w:t>
+        <w:t>, слева выбери «</w:t>
       </w:r>
       <w:r>
         <w:rPr>
@@ -774,22 +927,7 @@
         <w:t>Записать видео работы приложения</w:t>
       </w:r>
       <w:r>
-        <w:t>».</w:t>
-      </w:r>
-    </w:p>
-    <w:p>
-      <w:pPr>
-        <w:spacing w:after="60"/>
-        <w:ind w:left="454" w:hanging="454"/>
-      </w:pPr>
-      <w:r>
-        <w:rPr>
-          <w:b/>
-        </w:rPr>
-        <w:t xml:space="preserve">2. </w:t>
-      </w:r>
-      <w:r>
-        <w:t xml:space="preserve">Справа нажми серую кнопку </w:t>
+        <w:t xml:space="preserve">», справа нажми серую кнопку </w:t>
       </w:r>
       <w:r>
         <w:rPr>
@@ -798,37 +936,7 @@
         <w:t>Run workflow</w:t>
       </w:r>
       <w:r>
-        <w:t>. Откроется окошко с полями: ветка проекта (</w:t>
-      </w:r>
-      <w:r>
-        <w:rPr>
-          <w:rFonts w:ascii="Consolas" w:hAnsi="Consolas" w:cs="Consolas"/>
-          <w:sz w:val="22"/>
-        </w:rPr>
-        <w:t>main</w:t>
-      </w:r>
-      <w:r>
-        <w:t xml:space="preserve"> — итоговая версия) и устройство (</w:t>
-      </w:r>
-      <w:r>
-        <w:rPr>
-          <w:rFonts w:ascii="Consolas" w:hAnsi="Consolas" w:cs="Consolas"/>
-          <w:sz w:val="22"/>
-        </w:rPr>
-        <w:t>iPhone</w:t>
-      </w:r>
-      <w:r>
-        <w:t xml:space="preserve"> или </w:t>
-      </w:r>
-      <w:r>
-        <w:rPr>
-          <w:rFonts w:ascii="Consolas" w:hAnsi="Consolas" w:cs="Consolas"/>
-          <w:sz w:val="22"/>
-        </w:rPr>
-        <w:t>iPad</w:t>
-      </w:r>
-      <w:r>
-        <w:t xml:space="preserve">). Нажми зелёную кнопку </w:t>
+        <w:t xml:space="preserve"> (она видна, когда ты вошёл в свой аккаунт), в окошке ничего не меняй и нажми зелёную кнопку </w:t>
       </w:r>
       <w:r>
         <w:rPr>
@@ -837,7 +945,7 @@
         <w:t>Run workflow</w:t>
       </w:r>
       <w:r>
-        <w:t xml:space="preserve"> внизу окошка.</w:t>
+        <w:t xml:space="preserve"> внизу.</w:t>
       </w:r>
     </w:p>
     <w:p>
@@ -891,22 +999,44 @@
           <w:color w:val="555555"/>
           <w:sz w:val="22"/>
         </w:rPr>
-        <w:t>Страница сценария записи видео. Кнопка Run workflow появляется справа, когда ты вошёл в свой аккаунт GitHub</w:t>
+        <w:t>Страница сценария записи видео. Кнопка Run workflow появляется справа у владельца репозитория — на снимке вход не выполнен, поэтому её нет</w:t>
       </w:r>
     </w:p>
     <w:p>
       <w:pPr>
-        <w:spacing w:after="60"/>
-        <w:ind w:left="454" w:hanging="454"/>
-      </w:pPr>
+        <w:jc w:val="both"/>
+      </w:pPr>
+      <w:r>
+        <w:t xml:space="preserve">Через пару секунд обнови страницу (F5) — появится новый запуск. Нажми на него: слева задание, справа шаги, которые по очереди становятся галочками. Когда всё закончится, внизу страницы появится блок </w:t>
+      </w:r>
       <w:r>
         <w:rPr>
           <w:b/>
         </w:rPr>
-        <w:t xml:space="preserve">3. </w:t>
-      </w:r>
-      <w:r>
-        <w:t>Через пару секунд обнови страницу (F5) — появится новый запуск. Нажми на него, подожди 10–15 минут: шаги по очереди станут галочками.</w:t>
+        <w:t>Artifacts</w:t>
+      </w:r>
+      <w:r>
+        <w:t xml:space="preserve"> с файлом </w:t>
+      </w:r>
+      <w:r>
+        <w:rPr>
+          <w:rFonts w:ascii="Consolas" w:hAnsi="Consolas" w:cs="Consolas"/>
+          <w:sz w:val="22"/>
+        </w:rPr>
+        <w:t>demo-iPhone-main</w:t>
+      </w:r>
+      <w:r>
+        <w:t xml:space="preserve"> — скачай и распакуй, внутри </w:t>
+      </w:r>
+      <w:r>
+        <w:rPr>
+          <w:rFonts w:ascii="Consolas" w:hAnsi="Consolas" w:cs="Consolas"/>
+          <w:sz w:val="22"/>
+        </w:rPr>
+        <w:t>demo.mp4</w:t>
+      </w:r>
+      <w:r>
+        <w:t>.</w:t>
       </w:r>
     </w:p>
     <w:p>
@@ -965,75 +1095,6 @@
     </w:p>
     <w:p>
       <w:pPr>
-        <w:spacing w:after="60"/>
-        <w:ind w:left="454" w:hanging="454"/>
-      </w:pPr>
-      <w:r>
-        <w:rPr>
-          <w:b/>
-        </w:rPr>
-        <w:t xml:space="preserve">4. </w:t>
-      </w:r>
-      <w:r>
-        <w:t xml:space="preserve">Когда запуск закончится, внизу страницы появится блок </w:t>
-      </w:r>
-      <w:r>
-        <w:rPr>
-          <w:b/>
-        </w:rPr>
-        <w:t>Artifacts</w:t>
-      </w:r>
-      <w:r>
-        <w:t xml:space="preserve"> с файлом </w:t>
-      </w:r>
-      <w:r>
-        <w:rPr>
-          <w:rFonts w:ascii="Consolas" w:hAnsi="Consolas" w:cs="Consolas"/>
-          <w:sz w:val="22"/>
-        </w:rPr>
-        <w:t>demo-iPhone-main</w:t>
-      </w:r>
-      <w:r>
-        <w:t xml:space="preserve">. Скачай его, распакуй — внутри </w:t>
-      </w:r>
-      <w:r>
-        <w:rPr>
-          <w:rFonts w:ascii="Consolas" w:hAnsi="Consolas" w:cs="Consolas"/>
-          <w:sz w:val="22"/>
-        </w:rPr>
-        <w:t>demo.mp4</w:t>
-      </w:r>
-      <w:r>
-        <w:t>.</w:t>
-      </w:r>
-    </w:p>
-    <w:p>
-      <w:pPr>
-        <w:spacing w:before="120" w:after="120"/>
-        <w:ind w:left="283"/>
-      </w:pPr>
-      <w:r>
-        <w:rPr>
-          <w:b/>
-          <w:color w:val="1F4E99"/>
-        </w:rPr>
-        <w:t xml:space="preserve">Важно: </w:t>
-      </w:r>
-      <w:r>
-        <w:t xml:space="preserve">видео готовь </w:t>
-      </w:r>
-      <w:r>
-        <w:rPr>
-          <w:b/>
-        </w:rPr>
-        <w:t>до</w:t>
-      </w:r>
-      <w:r>
-        <w:t xml:space="preserve"> защиты, а не при преподавателе — запись занимает около пятнадцати минут. На защите просто открой готовый файл.</w:t>
-      </w:r>
-    </w:p>
-    <w:p>
-      <w:pPr>
         <w:spacing w:before="220" w:after="80"/>
       </w:pPr>
       <w:r>
@@ -1878,7 +1939,7 @@
         <w:t xml:space="preserve">Сильный ход: </w:t>
       </w:r>
       <w:r>
-        <w:t>нажми «Обновить каталог» и обрати внимание, что отчёт синхронизации показывает «добавлено 0, обновлено 34» — дубликатов не возникает, а поездки и статусы вещей остаются на месте. Это ровно то, чего требует задание: данные предыдущих сессий не теряются.</w:t>
+        <w:t>нажми «Обновить каталог» и обрати внимание, что отчёт синхронизации показывает «добавлено 0, обновлено 33» (3 сезона + 6 образов + 24 вещи) — дубликатов не возникает, а поездки и статусы вещей остаются на месте. Это ровно то, чего требует задание: данные предыдущих сессий не теряются.</w:t>
       </w:r>
     </w:p>
     <w:p>
